--- a/docx/188.Quản lý cấu hình sắp xếp lĩnh vực quan tâm_SRS_AI_Generated.docx
+++ b/docx/188.Quản lý cấu hình sắp xếp lĩnh vực quan tâm_SRS_AI_Generated.docx
@@ -709,7 +709,7 @@
                 <w:sz w:val="18"/>
                 <w:szCs w:val="18"/>
               </w:rPr>
-              <w:t xml:space="preserve">Danh sách các khối nội dung, mỗi khối hiển thị: số thứ tự (#1, #2...), ảnh thumbnail đại diện (thay thế cho icon), tên nội dung, tóm tắt cấu hình hiện tại, và các nút điều khiển (lên/xuống, cập nhật).</w:t>
+              <w:t xml:space="preserve">Danh sách các khối nội dung, mỗi khối hiển thị: số thứ tự (#1, #2...), ảnh thumbnail đại diện (thay thế cho biểu tượng), tên nội dung, tóm tắt cấu hình hiện tại, và các nút điều khiển (lên/xuống, cập nhật).</w:t>
             </w:r>
           </w:p>
         </w:tc>
@@ -1423,7 +1423,7 @@
                 <w:sz w:val="18"/>
                 <w:szCs w:val="18"/>
               </w:rPr>
-              <w:t xml:space="preserve">Hiện tooltip "Xóa khỏi danh sách quan tâm". Sau khi click: hiển thị dialog xác nhận "Xóa [tên lĩnh vực] khỏi danh sách quan tâm? Nội dung liên quan sẽ không còn được ưu tiên hiển thị." Xác nhận → gọi API xóa, cập nhật danh sách, cập nhật số đếm.</w:t>
+              <w:t xml:space="preserve">Hiện tooltip "Xóa khỏi danh sách quan tâm". Sau khi click: hiển thị hộp thoại xác nhận "Xóa [tên lĩnh vực] khỏi danh sách quan tâm? Nội dung liên quan sẽ không còn được ưu tiên hiển thị." Xác nhận → gọi API xóa, cập nhật danh sách, cập nhật số đếm.</w:t>
             </w:r>
           </w:p>
         </w:tc>
@@ -1593,7 +1593,7 @@
                 <w:sz w:val="18"/>
                 <w:szCs w:val="18"/>
               </w:rPr>
-              <w:t xml:space="preserve">Đặt lại thứ tự về mặc định hệ thống (theo alphabet hoặc theo độ phổ biến). Hiện dialog xác nhận trước khi thực hiện.</w:t>
+              <w:t xml:space="preserve">Đặt lại thứ tự về mặc định hệ thống (theo alphabet hoặc theo độ phổ biến). Hiện hộp thoại xác nhận trước khi thực hiện.</w:t>
             </w:r>
           </w:p>
         </w:tc>
@@ -1678,7 +1678,7 @@
                 <w:sz w:val="18"/>
                 <w:szCs w:val="18"/>
               </w:rPr>
-              <w:t xml:space="preserve">Cập nhật real-time khi kéo thả: panel phải hiển thị mockup trang chủ với các section nội dung xếp theo thứ tự lĩnh vực mới.</w:t>
+              <w:t xml:space="preserve">Cập nhật real-time khi kéo thả: panel phải hiển thị mockup trang chủ với các phần nội dung xếp theo thứ tự lĩnh vực mới.</w:t>
             </w:r>
           </w:p>
         </w:tc>
@@ -2108,7 +2108,7 @@
                 <w:sz w:val="18"/>
                 <w:szCs w:val="18"/>
               </w:rPr>
-              <w:t xml:space="preserve">Khác biệt hệ thống cũ dùng icon, hệ thống mới dùng ảnh thumbnail chữ nhật để dễ nhận diện.</w:t>
+              <w:t xml:space="preserve">Khác biệt hệ thống cũ dùng biểu tượng, hệ thống mới dùng ảnh thumbnail chữ nhật để dễ nhận diện.</w:t>
             </w:r>
           </w:p>
         </w:tc>
@@ -2213,7 +2213,7 @@
                 <w:sz w:val="18"/>
                 <w:szCs w:val="18"/>
               </w:rPr>
-              <w:t xml:space="preserve">Tên đầy đủ (vd: "Đất đai &amp; Nhà ở" hoặc "Tin nóng pháp luật"), kèm theo một nhãn (badge) thể hiện nhóm chuyên mục của nội dung đó (vd: "LĨNH VỰC PHÁP LÝ", "CHỈ TIÊU THỐNG KÊ", "CỘNG ĐỒNG").</w:t>
+              <w:t xml:space="preserve">Tên đầy đủ (vd: "Đất đai &amp; Nhà ở" hoặc "Tin nóng pháp luật"), kèm theo một nhãn (nhãn) thể hiện nhóm chuyên mục của nội dung đó (vd: "LĨNH VỰC PHÁP LÝ", "CHỈ TIÊU THỐNG KÊ", "CỘNG ĐỒNG").</w:t>
             </w:r>
           </w:p>
         </w:tc>
